--- a/docs/FLUID-Space_User_Guide_and_Methods.docx
+++ b/docs/FLUID-Space_User_Guide_and_Methods.docx
@@ -84,7 +84,7 @@
           <w:color w:val="64748B"/>
           <w:sz w:val="20"/>
         </w:rPr>
-        <w:t>Software version 0.2.0  |  Document revision 19 August 2026</w:t>
+        <w:t>Software version 1.0.0  |  Document revision 19 August 2026</w:t>
       </w:r>
     </w:p>
     <w:p>
@@ -1315,7 +1315,7 @@
         <w:pStyle w:val="Heading1"/>
       </w:pPr>
       <w:r>
-        <w:t>5. Analysis method implemented in v0.2.0</w:t>
+        <w:t>5. Analysis method implemented in v1.0.0</w:t>
       </w:r>
     </w:p>
     <w:p>
@@ -1686,7 +1686,7 @@
           <w:color w:val="111827"/>
           <w:sz w:val="22"/>
         </w:rPr>
-        <w:t>Record FLUID-Space version 0.2.0, Python version, and study-specific acquisition settings.</w:t>
+        <w:t>Record FLUID-Space version 1.0.0, Python version, and study-specific acquisition settings.</w:t>
       </w:r>
     </w:p>
     <w:p>
@@ -1964,7 +1964,7 @@
           <w:color w:val="111827"/>
           <w:sz w:val="22"/>
         </w:rPr>
-        <w:t>FLUID-Space v0.2.0 analyzes one selected frame per run. A time-series study must define a repeatable frame-sampling strategy and analyze those frames consistently; the current UI does not automatically aggregate a complete video into a temporal endpoint.</w:t>
+        <w:t>FLUID-Space v1.0.0 analyzes one selected frame per run. A time-series study must define a repeatable frame-sampling strategy and analyze those frames consistently; the current UI does not automatically aggregate a complete video into a temporal endpoint.</w:t>
       </w:r>
     </w:p>
     <w:p>
